--- a/docs/WriteMirror_利用・技術説明書_ja.docx
+++ b/docs/WriteMirror_利用・技術説明書_ja.docx
@@ -7,11 +7,6 @@
         <w:jc w:val="center"/>
       </w:pPr>
       <w:r>
-        <w:rPr>
-          <w:b/>
-          <w:color w:val="1F4E79"/>
-          <w:sz w:val="52"/>
-        </w:rPr>
         <w:t>WriteMirror</w:t>
         <w:br/>
         <w:t>利用・技術説明書</w:t>
@@ -22,24 +17,19 @@
         <w:jc w:val="center"/>
       </w:pPr>
       <w:r>
-        <w:rPr>
-          <w:sz w:val="24"/>
-        </w:rPr>
         <w:t>小グループ研究課題用プロトタイプ 0.5.2</w:t>
         <w:br/>
         <w:t>2026年7月18日</w:t>
       </w:r>
     </w:p>
-    <w:p/>
+    <w:p>
+      <w:r/>
+    </w:p>
     <w:p>
       <w:pPr>
         <w:jc w:val="center"/>
       </w:pPr>
       <w:r>
-        <w:rPr>
-          <w:b/>
-          <w:color w:val="C00000"/>
-        </w:rPr>
         <w:t>教育効果・診断精度・児童だけでの安全な利用を実証した製品ではありません。</w:t>
       </w:r>
     </w:p>
@@ -209,13 +199,15 @@
           </w:tcPr>
           <w:p>
             <w:r>
-              <w:t>診断、治療、能力評価、教育効果判定、独自AI、Phi Silica、Aion Instruct、NPU推論。</w:t>
+              <w:t>診断、治療、能力評価、教育効果判定、Phi Silica、Aion Instruct。</w:t>
             </w:r>
           </w:p>
         </w:tc>
       </w:tr>
     </w:tbl>
-    <w:p/>
+    <w:p>
+      <w:r/>
+    </w:p>
     <w:p>
       <w:pPr>
         <w:pStyle w:val="Heading1"/>
@@ -344,7 +336,9 @@
         </w:tc>
       </w:tr>
     </w:tbl>
-    <w:p/>
+    <w:p>
+      <w:r/>
+    </w:p>
     <w:p>
       <w:r>
         <w:t>本アプリは.NETランタイムを同梱した自己完結型です。通常は追加の.NETインストールを必要としません。端末固有のペン機能、Windowsの言語機能、組織のアプリ制御方針によって利用できる機能は異なります。</w:t>
@@ -683,7 +677,9 @@
         </w:tc>
       </w:tr>
     </w:tbl>
-    <w:p/>
+    <w:p>
+      <w:r/>
+    </w:p>
     <w:p>
       <w:pPr>
         <w:pStyle w:val="Heading1"/>
@@ -825,7 +821,9 @@
         </w:tc>
       </w:tr>
     </w:tbl>
-    <w:p/>
+    <w:p>
+      <w:r/>
+    </w:p>
     <w:p>
       <w:r>
         <w:t>保存先：%LOCALAPPDATA%\WriteMirror\Sessions</w:t>
@@ -1022,7 +1020,57 @@
         </w:tc>
       </w:tr>
     </w:tbl>
-    <w:p/>
+    <w:p>
+      <w:r/>
+    </w:p>
+    <w:p>
+      <w:pPr>
+        <w:jc w:val="center"/>
+      </w:pPr>
+      <w:r>
+        <w:drawing>
+          <wp:inline xmlns:a="http://schemas.openxmlformats.org/drawingml/2006/main" xmlns:pic="http://schemas.openxmlformats.org/drawingml/2006/picture">
+            <wp:extent cx="5852160" cy="3771392"/>
+            <wp:docPr id="1" name="Picture 1"/>
+            <wp:cNvGraphicFramePr>
+              <a:graphicFrameLocks noChangeAspect="1"/>
+            </wp:cNvGraphicFramePr>
+            <a:graphic>
+              <a:graphicData uri="http://schemas.openxmlformats.org/drawingml/2006/picture">
+                <pic:pic>
+                  <pic:nvPicPr>
+                    <pic:cNvPr id="0" name="WriteMirror_システムアーキテクチャ_ja.png"/>
+                    <pic:cNvPicPr/>
+                  </pic:nvPicPr>
+                  <pic:blipFill>
+                    <a:blip r:embed="rId9"/>
+                    <a:stretch>
+                      <a:fillRect/>
+                    </a:stretch>
+                  </pic:blipFill>
+                  <pic:spPr>
+                    <a:xfrm>
+                      <a:off x="0" y="0"/>
+                      <a:ext cx="5852160" cy="3771392"/>
+                    </a:xfrm>
+                    <a:prstGeom prst="rect"/>
+                  </pic:spPr>
+                </pic:pic>
+              </a:graphicData>
+            </a:graphic>
+          </wp:inline>
+        </w:drawing>
+      </w:r>
+    </w:p>
+    <w:p>
+      <w:pPr>
+        <w:pStyle w:val="Caption"/>
+        <w:jc w:val="center"/>
+      </w:pPr>
+      <w:r>
+        <w:t>図1　WriteMirror 0.6.0の入力、端末内処理、出力、学習経路、通信境界</w:t>
+      </w:r>
+    </w:p>
     <w:p>
       <w:pPr>
         <w:pStyle w:val="Heading1"/>
@@ -1136,7 +1184,7 @@
           </w:tcPr>
           <w:p>
             <w:r>
-              <w:t>73件中73件成功。</w:t>
+              <w:t>66件中66件成功。</w:t>
             </w:r>
           </w:p>
         </w:tc>
@@ -1252,7 +1300,9 @@
         </w:tc>
       </w:tr>
     </w:tbl>
-    <w:p/>
+    <w:p>
+      <w:r/>
+    </w:p>
     <w:p>
       <w:pPr>
         <w:pStyle w:val="Heading1"/>
@@ -1412,7 +1462,9 @@
         </w:tc>
       </w:tr>
     </w:tbl>
-    <w:p/>
+    <w:p>
+      <w:r/>
+    </w:p>
     <w:p>
       <w:pPr>
         <w:pStyle w:val="Heading1"/>
@@ -1579,7 +1631,7 @@
           </w:tcPr>
           <w:p>
             <w:r>
-              <w:t>公開資料を用いた独立実験がある。</w:t>
+              <w:t>公開KanjiVGで学習した量子化軌跡モデルをアプリへ統合した。</w:t>
             </w:r>
           </w:p>
         </w:tc>
@@ -1589,7 +1641,7 @@
           </w:tcPr>
           <w:p>
             <w:r>
-              <w:t>将来は別方式のモデルを検討できる。</w:t>
+              <w:t>Windows MLの認定QNN EPを介し、SurfaceのHexagon NPUで実行する。</w:t>
             </w:r>
           </w:p>
         </w:tc>
@@ -1599,13 +1651,15 @@
           </w:tcPr>
           <w:p>
             <w:r>
-              <w:t>独自AI、Phi Silica、Aion、NPUが動作している。</w:t>
+              <w:t>児童の困難、能力、正しさ、改善、診断または教育効果を推論する。</w:t>
             </w:r>
           </w:p>
         </w:tc>
       </w:tr>
     </w:tbl>
-    <w:p/>
+    <w:p>
+      <w:r/>
+    </w:p>
     <w:p>
       <w:pPr>
         <w:pStyle w:val="Heading1"/>
@@ -1700,6 +1754,91 @@
       </w:pPr>
       <w:r>
         <w:t>整合性確認：SHA-256一覧。</w:t>
+      </w:r>
+    </w:p>
+    <w:p>
+      <w:pPr>
+        <w:pStyle w:val="Heading1"/>
+      </w:pPr>
+      <w:r>
+        <w:t>16. AI・NPU版（0.6.0）の技術説明</w:t>
+      </w:r>
+    </w:p>
+    <w:p>
+      <w:r>
+        <w:t>0.6.0は、Windows MLのExecutionProviderCatalogでQNN実行プロバイダーの準備状態を確認し、必要な場合にEnsureReadyAsyncを呼び出します。Surface Pro 11では、認定QNN EPの取得、登録、Hexagon NPUデバイスの明示選択、量子化ONNXモデルの推論まで確認しました。</w:t>
+      </w:r>
+    </w:p>
+    <w:p>
+      <w:pPr>
+        <w:pStyle w:val="ListBullet"/>
+      </w:pPr>
+      <w:r>
+        <w:t>モデル：KanjiVG 11,662件で自己教師あり学習した固定長軌跡オートエンコーダー。</w:t>
+      </w:r>
+    </w:p>
+    <w:p>
+      <w:pPr>
+        <w:pStyle w:val="ListBullet"/>
+      </w:pPr>
+      <w:r>
+        <w:t>入力：128点×正規化X・正規化Y・筆画終端。実測の困難・診断・能力ラベルは使用しません。</w:t>
+      </w:r>
+    </w:p>
+    <w:p>
+      <w:pPr>
+        <w:pStyle w:val="ListBullet"/>
+      </w:pPr>
+      <w:r>
+        <w:t>実行：ARM64 SurfaceではQNN NPUを優先し、CPUフォールバックを無効にした確認セッションを使用します。</w:t>
+      </w:r>
+    </w:p>
+    <w:p>
+      <w:pPr>
+        <w:pStyle w:val="ListBullet"/>
+      </w:pPr>
+      <w:r>
+        <w:t>表示：モデル名、実行プロバイダー、推論時間、軌跡再構成差を表示します。</w:t>
+      </w:r>
+    </w:p>
+    <w:p>
+      <w:pPr>
+        <w:pStyle w:val="ListBullet"/>
+      </w:pPr>
+      <w:r>
+        <w:t>制約：再構成差は採点、診断、能力評価、良否判定または本人の回答の上書きに使用しません。</w:t>
+      </w:r>
+    </w:p>
+    <w:p>
+      <w:pPr>
+        <w:pStyle w:val="ListBullet"/>
+      </w:pPr>
+      <w:r>
+        <w:t>代替：NPU非搭載または準備失敗時はCPUモードと明示し、基本の書字記録機能を継続します。</w:t>
+      </w:r>
+    </w:p>
+    <w:p>
+      <w:r>
+        <w:t>実機確認値：QNNExecutionProvider / Qualcomm Hexagon NPU、WPF 0.6.0.4 ARM64 MSIXのデモ筆跡20回は中央値1.524 ms、P95 5.400 ms。これは同一端末20回の計測であり、性能比較や製品保証には使用しません。</w:t>
+      </w:r>
+    </w:p>
+    <w:p>
+      <w:r>
+        <w:t>本人意思優先の確認では、「特になし」の確定直後はAI推論を表示せず、本人が「観測を見てみる（任意）」を押した後だけ入力別のモデル結果を表示します。</w:t>
+      </w:r>
+    </w:p>
+    <w:p>
+      <w:pPr>
+        <w:pStyle w:val="Heading1"/>
+      </w:pPr>
+      <w:r>
+        <w:t>17. 実装量・外部資源・性能の確認先</w:t>
+      </w:r>
+    </w:p>
+    <w:p>
+      <w:pPr/>
+      <w:r>
+        <w:t>物理LOCは合計6,332行である。チーム実装と外部プラットフォーム、データセット、ライセンスの区別は「WriteMirror_プラットフォーム・データ・ライセンス_ja.md」、モデルサイズ、テスト結果、実機NPU値、オフライン性は「WriteMirror_実装・性能指標_ja.md」を参照する。発表スライドと発表原稿は他のグループメンバーが担当し、本説明書と実機結果との整合を確認する。 支援コード1,719行を含むチーム作成コードの合計は8,051行である。</w:t>
       </w:r>
     </w:p>
     <w:sectPr>
